--- a/examples/generic_regression/split_runs_redacted.docx
+++ b/examples/generic_regression/split_runs_redacted.docx
@@ -41,7 +41,7 @@
         <w:t xml:space="preserve">Mobile: </w:t>
       </w:r>
       <w:r>
-        <w:t>+91 90000 00001</w:t>
+        <w:t>+91 77005 14836</w:t>
       </w:r>
     </w:p>
     <w:p>
